--- a/Propuesta_Solucion_CheckIn_Web.docx
+++ b/Propuesta_Solucion_CheckIn_Web.docx
@@ -652,7 +652,7 @@
                 <w:sz w:val="20"/>
                 <w:szCs w:val="20"/>
               </w:rPr>
-              <w:t xml:space="preserve">El pasajero indica cuántas maletas de mano y despachadas lleva. Incluye una guía visual de las dimensiones máximas permitidas (versión digital de la «jaula» física, o complemento en el tótem del aeropuerto).</w:t>
+              <w:t xml:space="preserve">El pasajero indica cuántas maletas de mano y despachadas lleva, como estimación anticipada. Incluye una guía visual de las dimensiones máximas permitidas (versión digital de la «jaula» física). Esta declaración no reemplaza la medición física: ver módulo 4 y sección 5.5.</w:t>
             </w:r>
           </w:p>
         </w:tc>
@@ -678,7 +678,7 @@
                 <w:sz w:val="20"/>
                 <w:szCs w:val="20"/>
               </w:rPr>
-              <w:t xml:space="preserve">4. Peso y cobro de exceso</w:t>
+              <w:t xml:space="preserve">4. Peso y cobro de exceso (con verificación física)</w:t>
             </w:r>
           </w:p>
         </w:tc>
@@ -702,7 +702,7 @@
                 <w:sz w:val="20"/>
                 <w:szCs w:val="20"/>
               </w:rPr>
-              <w:t xml:space="preserve">Si el equipaje pesado en el tótem (con báscula integrada) o declarado supera el límite, el sistema calcula el cargo y lo cobra en el momento contra un medio de pago vinculado a la cuenta del pasajero, sin pedir efectivo ni tarjeta física en la mano.</w:t>
+              <w:t xml:space="preserve">El pasajero pesa su maleta en básculas físicas del aeropuerto (en los tótems y distribuidas por el terminal) e ingresa ese peso en su registro, bajo su responsabilidad. Si la verificación posterior detecta un peso real mayor, se genera una deuda por la diferencia (con bloqueo de viajes futuros si no se paga); si es menor, se genera un reembolso en millas o a la tarjeta, a elección del pasajero. El equipaje de mano se sigue validando con el gabinete físico. El cobro se hace contra el medio de pago vinculado a la cuenta, sin pedir efectivo ni tarjeta física en la mano.</w:t>
             </w:r>
           </w:p>
         </w:tc>
@@ -944,7 +944,7 @@
           <w:sz w:val="22"/>
           <w:szCs w:val="22"/>
         </w:rPr>
-        <w:t xml:space="preserve">Declara su equipaje de mano y despachado.</w:t>
+        <w:t xml:space="preserve">Declara su equipaje de mano y despachado, pesando su maleta en alguna de las básculas del aeropuerto (tótems u otros puntos del terminal) e ingresando ese peso bajo su responsabilidad.</w:t>
       </w:r>
     </w:p>
     <w:p>
@@ -961,7 +961,7 @@
           <w:sz w:val="22"/>
           <w:szCs w:val="22"/>
         </w:rPr>
-        <w:t xml:space="preserve">Si hay exceso de peso o tamaño, paga el cargo en la misma pantalla, con el medio de pago ya vinculado a su cuenta.</w:t>
+        <w:t xml:space="preserve">Si la verificación posterior detecta una diferencia entre el peso declarado y el real, el sistema genera una deuda (si el real fue mayor) o un reembolso en millas o tarjeta, a elección del pasajero (si el real fue menor).</w:t>
       </w:r>
     </w:p>
     <w:p>
@@ -1088,6 +1088,129 @@
     </w:p>
     <w:p>
       <w:pPr>
+        <w:pStyle w:val="Heading2"/>
+        <w:spacing w:after="120" w:before="260"/>
+      </w:pPr>
+      <w:r>
+        <w:rPr>
+          <w:b/>
+          <w:bCs/>
+          <w:color w:val="1F4E5F"/>
+          <w:sz w:val="23"/>
+          <w:szCs w:val="23"/>
+        </w:rPr>
+        <w:t xml:space="preserve">5.5 Cómo se valida lo que declara el pasajero (equipaje)</w:t>
+      </w:r>
+    </w:p>
+    <w:p>
+      <w:pPr>
+        <w:spacing w:after="180" w:line="288"/>
+        <w:jc w:val="both"/>
+      </w:pPr>
+      <w:r>
+        <w:rPr>
+          <w:sz w:val="22"/>
+          <w:szCs w:val="22"/>
+        </w:rPr>
+        <w:t xml:space="preserve">Esta pregunta es central y conviene dejarla explícita: lo que el pasajero ingresa en la web o la app —cuántas maletas lleva, cuánto pesan— es un dato que declara, sujeto a verificación posterior. La industria resuelve esto con un principio simple: declarar no es lo mismo que validar; la validación de referencia siempre ocurre con un instrumento físico, nunca confiando por sí sola en lo que la persona escribió a distancia.</w:t>
+      </w:r>
+    </w:p>
+    <w:p>
+      <w:pPr>
+        <w:pStyle w:val="ListParagraph"/>
+        <w:numPr>
+          <w:ilvl w:val="0"/>
+          <w:numId w:val="2"/>
+        </w:numPr>
+        <w:spacing w:after="90" w:line="276"/>
+      </w:pPr>
+      <w:r>
+        <w:rPr>
+          <w:b/>
+          <w:bCs/>
+          <w:sz w:val="22"/>
+          <w:szCs w:val="22"/>
+        </w:rPr>
+        <w:t xml:space="preserve">Equipaje despachado (peso): </w:t>
+      </w:r>
+      <w:r>
+        <w:rPr>
+          <w:sz w:val="22"/>
+          <w:szCs w:val="22"/>
+        </w:rPr>
+        <w:t xml:space="preserve">el aeropuerto dispone de básculas físicas para pesar el equipaje, tanto en los tótems como distribuidas en distintos puntos del terminal. El pasajero pesa su maleta en cualquiera de ellas y luego ingresa o ajusta ese valor en su registro online; el campo de peso queda editable hasta el momento de facturar. En el formulario se muestra una advertencia explícita de que es responsabilidad del pasajero ingresar el peso real, y de que un valor distinto al real puede generar un cargo adicional o un reembolso, según corresponda.</w:t>
+      </w:r>
+    </w:p>
+    <w:p>
+      <w:pPr>
+        <w:pStyle w:val="ListParagraph"/>
+        <w:numPr>
+          <w:ilvl w:val="0"/>
+          <w:numId w:val="2"/>
+        </w:numPr>
+        <w:spacing w:after="90" w:line="276"/>
+      </w:pPr>
+      <w:r>
+        <w:rPr>
+          <w:b/>
+          <w:bCs/>
+          <w:sz w:val="22"/>
+          <w:szCs w:val="22"/>
+        </w:rPr>
+        <w:t xml:space="preserve">Equipaje de mano (tamaño): </w:t>
+      </w:r>
+      <w:r>
+        <w:rPr>
+          <w:sz w:val="22"/>
+          <w:szCs w:val="22"/>
+        </w:rPr>
+        <w:t xml:space="preserve">la guía visual en la web es orientativa, para que el pasajero llegue mejor preparado, pero no aprueba nada por sí sola. La validación de referencia sigue ocurriendo con el gabinete físico («jaula»), en el tótem o en el mostrador/puerta de embarque. Si un bolso no pasa el gabinete, se ofrece facturarlo en el momento (gate-check) con el cargo correspondiente, usando el mismo mecanismo de cobro automático, para no generar una fila nueva por ese caso.</w:t>
+      </w:r>
+    </w:p>
+    <w:p>
+      <w:pPr>
+        <w:pStyle w:val="Heading2"/>
+        <w:spacing w:after="120" w:before="260"/>
+      </w:pPr>
+      <w:r>
+        <w:rPr>
+          <w:b/>
+          <w:bCs/>
+          <w:color w:val="1F4E5F"/>
+          <w:sz w:val="23"/>
+          <w:szCs w:val="23"/>
+        </w:rPr>
+        <w:t xml:space="preserve">5.6 Consecuencias cuando lo declarado no coincide con lo real</w:t>
+      </w:r>
+    </w:p>
+    <w:p>
+      <w:pPr>
+        <w:spacing w:after="180" w:line="288"/>
+        <w:jc w:val="both"/>
+      </w:pPr>
+      <w:r>
+        <w:rPr>
+          <w:sz w:val="22"/>
+          <w:szCs w:val="22"/>
+        </w:rPr>
+        <w:t xml:space="preserve">Si en la verificación posterior el peso real de la maleta resulta mayor al que el pasajero declaró, se genera una deuda por la diferencia a favor de la aerolínea; si esa deuda no se paga, se bloquean los viajes futuros de ese pasajero con la aerolínea hasta que se regularice. Si, por el contrario, el peso declarado fue mayor al real (el pasajero pagó de más o declaró de más), se genera un reembolso a elección del pasajero: en millas de la aerolínea o directamente a su tarjeta.</w:t>
+      </w:r>
+    </w:p>
+    <w:p>
+      <w:pPr>
+        <w:spacing w:after="180" w:line="288"/>
+        <w:jc w:val="both"/>
+      </w:pPr>
+      <w:r>
+        <w:rPr>
+          <w:sz w:val="22"/>
+          <w:szCs w:val="22"/>
+        </w:rPr>
+        <w:t xml:space="preserve">Este mecanismo evita que declarar menos sea conveniente —la diferencia se cobra de todas formas— sin necesidad de bloquear el check-in en el momento por una diferencia de peso. Por tratarse de una medida con consecuencias financieras para el pasajero (deuda y bloqueo de viajes futuros), se recomienda que el pasajero acepte estos términos explícitamente durante el check-in (como ya ocurre con cualquier término y condición de compra), y que el equipo legal de la aerolínea confirme que el mecanismo de bloqueo es aplicable bajo la normativa de protección al consumidor vigente.</w:t>
+      </w:r>
+    </w:p>
+    <w:p>
+      <w:pPr>
         <w:pStyle w:val="Heading1"/>
         <w:pBdr>
           <w:bottom w:val="single" w:color="1F4E5F" w:sz="6" w:space="4"/>
@@ -1199,7 +1322,7 @@
           <w:sz w:val="22"/>
           <w:szCs w:val="22"/>
         </w:rPr>
-        <w:t xml:space="preserve">Por eso se propone que la plataforma cumpla un rol de advertencia y no de certificación: informar al pasajero, durante el check-in, que la salida del país está sujeta a que no existan restricciones judiciales vigentes, y que la validación final ocurre en el control migratorio. Si la aerolínea cuenta con algún convenio institucional para recibir esta información con antelación, debe confirmarlo su equipo legal; el diseño de este módulo no debe asumirlo sin esa confirmación.</w:t>
+        <w:t xml:space="preserve">Por eso se propone que la plataforma cumpla un rol de advertencia y no de certificación: informar al pasajero, durante el check-in, que la salida del país está sujeta a que no existan restricciones judiciales vigentes, y que la validación final ocurre en el control migratorio. Se revisó además si existe alguna vía de consulta pública sobre causas judiciales que una empresa privada pudiera usar: el propio Poder Judicial ha restringido en los últimos años las búsquedas públicas de causas por RUT, precisamente por tratarse de información sensible. Esto confirma que hoy no hay un canal abierto que la plataforma pueda integrar por su cuenta; si la aerolínea cuenta con algún convenio institucional distinto para recibir esta información con antelación, debe confirmarlo su equipo legal, y el diseño de este módulo no debe asumirlo sin esa confirmación.</w:t>
       </w:r>
     </w:p>
     <w:p>
@@ -1327,7 +1450,7 @@
           <w:sz w:val="22"/>
           <w:szCs w:val="22"/>
         </w:rPr>
-        <w:t xml:space="preserve">Declaración y cálculo de equipaje, con cobro automático del exceso sin efectivo.</w:t>
+        <w:t xml:space="preserve">Declaración anticipada de equipaje, con verificación física obligatoria en el tótem (báscula certificada para peso, gabinete físico para tamaño) y cobro automático del exceso según lo medido, sin efectivo.</w:t>
       </w:r>
     </w:p>
     <w:p>
@@ -1699,6 +1822,40 @@
     </w:p>
     <w:p>
       <w:pPr>
+        <w:pStyle w:val="ListParagraph"/>
+        <w:numPr>
+          <w:ilvl w:val="0"/>
+          <w:numId w:val="4"/>
+        </w:numPr>
+        <w:spacing w:after="90" w:line="276"/>
+      </w:pPr>
+      <w:r>
+        <w:rPr>
+          <w:sz w:val="22"/>
+          <w:szCs w:val="22"/>
+        </w:rPr>
+        <w:t xml:space="preserve">¿En qué momento y con qué instrumento se realiza la verificación posterior del peso real (al facturar, al embarcar, o mediante controles aleatorios)?</w:t>
+      </w:r>
+    </w:p>
+    <w:p>
+      <w:pPr>
+        <w:pStyle w:val="ListParagraph"/>
+        <w:numPr>
+          <w:ilvl w:val="0"/>
+          <w:numId w:val="4"/>
+        </w:numPr>
+        <w:spacing w:after="90" w:line="276"/>
+      </w:pPr>
+      <w:r>
+        <w:rPr>
+          <w:sz w:val="22"/>
+          <w:szCs w:val="22"/>
+        </w:rPr>
+        <w:t xml:space="preserve">¿Qué plazo y qué medios de pago se ofrecen para regularizar una deuda por diferencia de peso antes de bloquear los viajes futuros del pasajero?</w:t>
+      </w:r>
+    </w:p>
+    <w:p>
+      <w:pPr>
         <w:spacing w:after="180" w:line="288"/>
         <w:jc w:val="both"/>
       </w:pPr>
@@ -1919,7 +2076,7 @@
         </w:numPr>
         <w:spacing w:after="90" w:line="276"/>
       </w:pPr>
-      <w:hyperlink w:history="1" r:id="rIdtkpn68eckcn2xmiumjbyo">
+      <w:hyperlink w:history="1" r:id="rId_khe51cmqtfqzfhbqgemf">
         <w:r>
           <w:rPr>
             <w:rStyle w:val="Hyperlink"/>
@@ -1939,7 +2096,7 @@
         </w:numPr>
         <w:spacing w:after="90" w:line="276"/>
       </w:pPr>
-      <w:hyperlink w:history="1" r:id="rIdumzw_tkmndbzvqxoqijwv">
+      <w:hyperlink w:history="1" r:id="rIdyylm0bb_ois4dxy0tgla4">
         <w:r>
           <w:rPr>
             <w:rStyle w:val="Hyperlink"/>
@@ -1959,7 +2116,7 @@
         </w:numPr>
         <w:spacing w:after="90" w:line="276"/>
       </w:pPr>
-      <w:hyperlink w:history="1" r:id="rIdt1csmxw-mpx-rdxe64i1s">
+      <w:hyperlink w:history="1" r:id="rIdhpssrkcigft3h0hb-lyck">
         <w:r>
           <w:rPr>
             <w:rStyle w:val="Hyperlink"/>
@@ -1979,7 +2136,7 @@
         </w:numPr>
         <w:spacing w:after="90" w:line="276"/>
       </w:pPr>
-      <w:hyperlink w:history="1" r:id="rIdyv_oolvcsilh0jnoogcco">
+      <w:hyperlink w:history="1" r:id="rIdfdhjackdihsuwlsnzcsk6">
         <w:r>
           <w:rPr>
             <w:rStyle w:val="Hyperlink"/>
@@ -1999,7 +2156,7 @@
         </w:numPr>
         <w:spacing w:after="90" w:line="276"/>
       </w:pPr>
-      <w:hyperlink w:history="1" r:id="rId3adlk-ldxpuad4hwpdmjb">
+      <w:hyperlink w:history="1" r:id="rIdwuom0e42p-rvn9rdpyigo">
         <w:r>
           <w:rPr>
             <w:rStyle w:val="Hyperlink"/>
@@ -2019,7 +2176,7 @@
         </w:numPr>
         <w:spacing w:after="90" w:line="276"/>
       </w:pPr>
-      <w:hyperlink w:history="1" r:id="rId3il3200ib1pppsyaerhty">
+      <w:hyperlink w:history="1" r:id="rId5bqnkxs1o1ieokjspvnvn">
         <w:r>
           <w:rPr>
             <w:rStyle w:val="Hyperlink"/>
@@ -2039,7 +2196,7 @@
         </w:numPr>
         <w:spacing w:after="90" w:line="276"/>
       </w:pPr>
-      <w:hyperlink w:history="1" r:id="rId8jx1sr7pmcdx6g1p-x0uv">
+      <w:hyperlink w:history="1" r:id="rIdnmquyhltuyj4c6wijknvg">
         <w:r>
           <w:rPr>
             <w:rStyle w:val="Hyperlink"/>
@@ -2072,7 +2229,7 @@
         </w:numPr>
         <w:spacing w:after="90" w:line="276"/>
       </w:pPr>
-      <w:hyperlink w:history="1" r:id="rIdfufj7-8l3_9dl1rro6y5t">
+      <w:hyperlink w:history="1" r:id="rIdtsihbjuraloahou53puls">
         <w:r>
           <w:rPr>
             <w:rStyle w:val="Hyperlink"/>
@@ -2092,7 +2249,7 @@
         </w:numPr>
         <w:spacing w:after="90" w:line="276"/>
       </w:pPr>
-      <w:hyperlink w:history="1" r:id="rId8zljt8znzpk9kffqhh7lv">
+      <w:hyperlink w:history="1" r:id="rIdqvl-nldv5cax78sa0okt8">
         <w:r>
           <w:rPr>
             <w:rStyle w:val="Hyperlink"/>
@@ -2112,7 +2269,7 @@
         </w:numPr>
         <w:spacing w:after="90" w:line="276"/>
       </w:pPr>
-      <w:hyperlink w:history="1" r:id="rIdmybmaj_mdvnfh2j5fj9po">
+      <w:hyperlink w:history="1" r:id="rIdcnowjq3yniptvnprkyqwv">
         <w:r>
           <w:rPr>
             <w:rStyle w:val="Hyperlink"/>
@@ -2132,7 +2289,7 @@
         </w:numPr>
         <w:spacing w:after="90" w:line="276"/>
       </w:pPr>
-      <w:hyperlink w:history="1" r:id="rId0kqpfvtvcdngn_oqendqn">
+      <w:hyperlink w:history="1" r:id="rIdayfwmyvl03hjeoxtrtidh">
         <w:r>
           <w:rPr>
             <w:rStyle w:val="Hyperlink"/>
@@ -2152,7 +2309,7 @@
         </w:numPr>
         <w:spacing w:after="90" w:line="276"/>
       </w:pPr>
-      <w:hyperlink w:history="1" r:id="rId5patzmxw8md6-i8pbfwyg">
+      <w:hyperlink w:history="1" r:id="rIdq-vpvxqo0rja56om6nxss">
         <w:r>
           <w:rPr>
             <w:rStyle w:val="Hyperlink"/>
@@ -2160,6 +2317,46 @@
             <w:szCs w:val="20"/>
           </w:rPr>
           <w:t xml:space="preserve">¿Se puede salir del país con deudas? — Nexo Abogados</w:t>
+        </w:r>
+      </w:hyperlink>
+    </w:p>
+    <w:p>
+      <w:pPr>
+        <w:pStyle w:val="ListParagraph"/>
+        <w:numPr>
+          <w:ilvl w:val="0"/>
+          <w:numId w:val="2"/>
+        </w:numPr>
+        <w:spacing w:after="90" w:line="276"/>
+      </w:pPr>
+      <w:hyperlink w:history="1" r:id="rIdwgofn1vkq6dixlbrbqoju">
+        <w:r>
+          <w:rPr>
+            <w:rStyle w:val="Hyperlink"/>
+            <w:sz w:val="20"/>
+            <w:szCs w:val="20"/>
+          </w:rPr>
+          <w:t xml:space="preserve">Poder Judicial restringe búsquedas públicas de causas judiciales — El Líbero</w:t>
+        </w:r>
+      </w:hyperlink>
+    </w:p>
+    <w:p>
+      <w:pPr>
+        <w:pStyle w:val="ListParagraph"/>
+        <w:numPr>
+          <w:ilvl w:val="0"/>
+          <w:numId w:val="2"/>
+        </w:numPr>
+        <w:spacing w:after="90" w:line="276"/>
+      </w:pPr>
+      <w:hyperlink w:history="1" r:id="rIdpa2tffpee5mcta7q9dgsf">
+        <w:r>
+          <w:rPr>
+            <w:rStyle w:val="Hyperlink"/>
+            <w:sz w:val="20"/>
+            <w:szCs w:val="20"/>
+          </w:rPr>
+          <w:t xml:space="preserve">Consulta de causas del Poder Judicial con RUT: pasos y límites</w:t>
         </w:r>
       </w:hyperlink>
     </w:p>
